--- a/document-service/internal/documents/DO-FIZ-3.docx
+++ b/document-service/internal/documents/DO-FIZ-3.docx
@@ -1179,25 +1179,7 @@
           <w:sz w:val="20"/>
           <w:szCs w:val="20"/>
         </w:rPr>
-        <w:t>именуемый(</w:t>
-      </w:r>
-      <w:proofErr w:type="spellStart"/>
-      <w:r>
-        <w:rPr>
-          <w:rFonts w:ascii="Montserrat" w:eastAsia="Montserrat" w:hAnsi="Montserrat" w:cs="Montserrat"/>
-          <w:sz w:val="20"/>
-          <w:szCs w:val="20"/>
-        </w:rPr>
-        <w:t>ая</w:t>
-      </w:r>
-      <w:proofErr w:type="spellEnd"/>
-      <w:r>
-        <w:rPr>
-          <w:rFonts w:ascii="Montserrat" w:eastAsia="Montserrat" w:hAnsi="Montserrat" w:cs="Montserrat"/>
-          <w:sz w:val="20"/>
-          <w:szCs w:val="20"/>
-        </w:rPr>
-        <w:t>)</w:t>
+        <w:t>именуемый(ая)</w:t>
       </w:r>
       <w:r>
         <w:rPr>
@@ -1395,25 +1377,7 @@
           <w:sz w:val="20"/>
           <w:szCs w:val="20"/>
         </w:rPr>
-        <w:t>именуемый(</w:t>
-      </w:r>
-      <w:proofErr w:type="spellStart"/>
-      <w:r>
-        <w:rPr>
-          <w:rFonts w:ascii="Montserrat" w:eastAsia="Montserrat" w:hAnsi="Montserrat" w:cs="Montserrat"/>
-          <w:sz w:val="20"/>
-          <w:szCs w:val="20"/>
-        </w:rPr>
-        <w:t>ая</w:t>
-      </w:r>
-      <w:proofErr w:type="spellEnd"/>
-      <w:r>
-        <w:rPr>
-          <w:rFonts w:ascii="Montserrat" w:eastAsia="Montserrat" w:hAnsi="Montserrat" w:cs="Montserrat"/>
-          <w:sz w:val="20"/>
-          <w:szCs w:val="20"/>
-        </w:rPr>
-        <w:t>)</w:t>
+        <w:t>именуемый(ая)</w:t>
       </w:r>
       <w:r>
         <w:rPr>
@@ -1973,7 +1937,6 @@
         </w:rPr>
         <w:t>час</w:t>
       </w:r>
-      <w:proofErr w:type="spellStart"/>
       <w:r>
         <w:rPr>
           <w:rFonts w:ascii="Montserrat" w:eastAsia="Montserrat" w:hAnsi="Montserrat" w:cs="Montserrat"/>
@@ -1983,7 +1946,6 @@
         </w:rPr>
         <w:t>ов</w:t>
       </w:r>
-      <w:proofErr w:type="spellEnd"/>
       <w:r>
         <w:rPr>
           <w:rFonts w:ascii="Montserrat" w:eastAsia="Montserrat" w:hAnsi="Montserrat" w:cs="Montserrat"/>
@@ -2169,16 +2131,6 @@
           <w:lang w:val="en-US"/>
         </w:rPr>
         <w:t>SIN</w:t>
-      </w:r>
-      <w:r>
-        <w:rPr>
-          <w:rFonts w:ascii="Montserrat" w:eastAsia="Montserrat" w:hAnsi="Montserrat" w:cs="Montserrat"/>
-          <w:bCs/>
-          <w:sz w:val="20"/>
-          <w:szCs w:val="20"/>
-          <w:lang w:val="en-US"/>
-        </w:rPr>
-        <w:t>CE</w:t>
       </w:r>
       <w:r>
         <w:rPr>
@@ -2817,7 +2769,7 @@
           <w:i/>
           <w:sz w:val="20"/>
           <w:szCs w:val="20"/>
-          <w:lang w:val="en-US"/>
+          <w:lang w:val="ru-RU"/>
         </w:rPr>
       </w:pPr>
       <w:bookmarkStart w:id="0" w:name="_heading=h.eilct6s1smaw" w:colFirst="0" w:colLast="0"/>
@@ -5491,18 +5443,18 @@
           <w:rFonts w:ascii="Montserrat" w:eastAsia="Montserrat" w:hAnsi="Montserrat" w:cs="Montserrat"/>
           <w:sz w:val="20"/>
           <w:szCs w:val="20"/>
+          <w:lang w:val="ru-RU"/>
+        </w:rPr>
+        <w:t xml:space="preserve"> </w:t>
+      </w:r>
+      <w:r>
+        <w:rPr>
+          <w:rFonts w:ascii="Montserrat" w:eastAsia="Montserrat" w:hAnsi="Montserrat" w:cs="Montserrat"/>
+          <w:bCs/>
+          <w:sz w:val="20"/>
+          <w:szCs w:val="20"/>
           <w:lang w:val="en-US"/>
         </w:rPr>
-        <w:t xml:space="preserve"> </w:t>
-      </w:r>
-      <w:r>
-        <w:rPr>
-          <w:rFonts w:ascii="Montserrat" w:eastAsia="Montserrat" w:hAnsi="Montserrat" w:cs="Montserrat"/>
-          <w:bCs/>
-          <w:sz w:val="20"/>
-          <w:szCs w:val="20"/>
-          <w:lang w:val="en-US"/>
-        </w:rPr>
         <w:t>PRICE</w:t>
       </w:r>
       <w:r>
@@ -5575,25 +5527,7 @@
           <w:sz w:val="20"/>
           <w:szCs w:val="20"/>
         </w:rPr>
-        <w:t>(</w:t>
-      </w:r>
-      <w:proofErr w:type="spellStart"/>
-      <w:r>
-        <w:rPr>
-          <w:rFonts w:ascii="Montserrat" w:eastAsia="Montserrat" w:hAnsi="Montserrat" w:cs="Montserrat"/>
-          <w:sz w:val="20"/>
-          <w:szCs w:val="20"/>
-        </w:rPr>
-        <w:t>пп</w:t>
-      </w:r>
-      <w:proofErr w:type="spellEnd"/>
-      <w:r>
-        <w:rPr>
-          <w:rFonts w:ascii="Montserrat" w:eastAsia="Montserrat" w:hAnsi="Montserrat" w:cs="Montserrat"/>
-          <w:sz w:val="20"/>
-          <w:szCs w:val="20"/>
-        </w:rPr>
-        <w:t>.</w:t>
+        <w:t>(пп.</w:t>
       </w:r>
       <w:r>
         <w:rPr>
@@ -5717,7 +5651,7 @@
           <w:iCs/>
           <w:sz w:val="20"/>
           <w:szCs w:val="20"/>
-          <w:lang w:val="en-US"/>
+          <w:lang w:val="ru-RU"/>
         </w:rPr>
       </w:pPr>
       <w:r>
@@ -5743,7 +5677,7 @@
           <w:i/>
           <w:sz w:val="20"/>
           <w:szCs w:val="20"/>
-          <w:lang w:val="en-US"/>
+          <w:lang w:val="ru-RU"/>
         </w:rPr>
         <w:t xml:space="preserve"> </w:t>
       </w:r>
@@ -11988,7 +11922,7 @@
             <w:pPr>
               <w:spacing w:after="0" w:line="276" w:lineRule="auto"/>
               <w:rPr>
-                <w:lang w:val="en-US"/>
+                <w:lang w:val="ru-RU"/>
               </w:rPr>
             </w:pPr>
             <w:r>
@@ -12014,18 +11948,6 @@
                 <w:lang w:val="en-US"/>
               </w:rPr>
               <w:t>EMA</w:t>
-            </w:r>
-            <w:r>
-              <w:rPr>
-                <w:lang w:val="en-US"/>
-              </w:rPr>
-              <w:t>I</w:t>
-            </w:r>
-            <w:r>
-              <w:rPr>
-                <w:lang w:val="en-US"/>
-              </w:rPr>
-              <w:t>LL</w:t>
             </w:r>
           </w:p>
           <w:p>
@@ -12160,7 +12082,7 @@
                 <w:rFonts w:ascii="Montserrat" w:eastAsia="Montserrat" w:hAnsi="Montserrat" w:cs="Montserrat"/>
                 <w:sz w:val="20"/>
                 <w:szCs w:val="20"/>
-                <w:lang w:val="ru-RU"/>
+                <w:lang w:val="en-US"/>
               </w:rPr>
             </w:pPr>
             <w:r>
@@ -12169,13 +12091,23 @@
                 <w:sz w:val="20"/>
                 <w:szCs w:val="20"/>
               </w:rPr>
-              <w:t>Заказчик:</w:t>
+              <w:t>Заказчик</w:t>
             </w:r>
             <w:r>
               <w:rPr>
                 <w:rFonts w:ascii="Montserrat" w:eastAsia="Montserrat" w:hAnsi="Montserrat" w:cs="Montserrat"/>
                 <w:sz w:val="20"/>
                 <w:szCs w:val="20"/>
+                <w:lang w:val="en-US"/>
+              </w:rPr>
+              <w:t>:</w:t>
+            </w:r>
+            <w:r>
+              <w:rPr>
+                <w:rFonts w:ascii="Montserrat" w:eastAsia="Montserrat" w:hAnsi="Montserrat" w:cs="Montserrat"/>
+                <w:sz w:val="20"/>
+                <w:szCs w:val="20"/>
+                <w:lang w:val="en-US"/>
               </w:rPr>
               <w:br/>
             </w:r>
@@ -12186,14 +12118,23 @@
                 <w:szCs w:val="20"/>
                 <w:lang w:val="ru-RU"/>
               </w:rPr>
-              <w:t>ФИО:</w:t>
+              <w:t>ФИО</w:t>
             </w:r>
             <w:r>
               <w:rPr>
                 <w:rFonts w:ascii="Montserrat" w:eastAsia="Montserrat" w:hAnsi="Montserrat" w:cs="Montserrat"/>
                 <w:sz w:val="20"/>
                 <w:szCs w:val="20"/>
-                <w:lang w:val="ru-RU"/>
+                <w:lang w:val="en-US"/>
+              </w:rPr>
+              <w:t>:</w:t>
+            </w:r>
+            <w:r>
+              <w:rPr>
+                <w:rFonts w:ascii="Montserrat" w:eastAsia="Montserrat" w:hAnsi="Montserrat" w:cs="Montserrat"/>
+                <w:sz w:val="20"/>
+                <w:szCs w:val="20"/>
+                <w:lang w:val="en-US"/>
               </w:rPr>
               <w:t xml:space="preserve"> </w:t>
             </w:r>
@@ -12224,14 +12165,23 @@
                 <w:szCs w:val="20"/>
                 <w:lang w:val="ru-RU"/>
               </w:rPr>
-              <w:t>Паспорт:</w:t>
+              <w:t>Паспорт</w:t>
             </w:r>
             <w:r>
               <w:rPr>
                 <w:rFonts w:ascii="Montserrat" w:eastAsia="Montserrat" w:hAnsi="Montserrat" w:cs="Montserrat"/>
                 <w:sz w:val="20"/>
                 <w:szCs w:val="20"/>
-                <w:lang w:val="ru-RU"/>
+                <w:lang w:val="en-US"/>
+              </w:rPr>
+              <w:t>:</w:t>
+            </w:r>
+            <w:r>
+              <w:rPr>
+                <w:rFonts w:ascii="Montserrat" w:eastAsia="Montserrat" w:hAnsi="Montserrat" w:cs="Montserrat"/>
+                <w:sz w:val="20"/>
+                <w:szCs w:val="20"/>
+                <w:lang w:val="en-US"/>
               </w:rPr>
               <w:t xml:space="preserve"> </w:t>
             </w:r>
@@ -12249,7 +12199,7 @@
                 <w:rFonts w:ascii="Montserrat" w:eastAsia="Montserrat" w:hAnsi="Montserrat" w:cs="Montserrat"/>
                 <w:sz w:val="20"/>
                 <w:szCs w:val="20"/>
-                <w:lang w:val="ru-RU"/>
+                <w:lang w:val="en-US"/>
               </w:rPr>
               <w:t xml:space="preserve"> </w:t>
             </w:r>
@@ -12267,7 +12217,7 @@
                 <w:rFonts w:ascii="Montserrat" w:eastAsia="Montserrat" w:hAnsi="Montserrat" w:cs="Montserrat"/>
                 <w:sz w:val="20"/>
                 <w:szCs w:val="20"/>
-                <w:lang w:val="ru-RU"/>
+                <w:lang w:val="en-US"/>
               </w:rPr>
               <w:t>,</w:t>
             </w:r>
@@ -12276,7 +12226,7 @@
                 <w:rFonts w:ascii="Montserrat" w:eastAsia="Montserrat" w:hAnsi="Montserrat" w:cs="Montserrat"/>
                 <w:sz w:val="20"/>
                 <w:szCs w:val="20"/>
-                <w:lang w:val="ru-RU"/>
+                <w:lang w:val="en-US"/>
               </w:rPr>
               <w:t xml:space="preserve"> </w:t>
             </w:r>
@@ -12437,7 +12387,7 @@
                 <w:color w:val="EE0000"/>
                 <w:sz w:val="20"/>
                 <w:szCs w:val="20"/>
-                <w:lang w:val="ru-RU"/>
+                <w:lang w:val="en-US"/>
               </w:rPr>
             </w:pPr>
             <w:r>
@@ -12454,7 +12404,7 @@
                 <w:rFonts w:ascii="Montserrat" w:eastAsia="Montserrat" w:hAnsi="Montserrat" w:cs="Montserrat"/>
                 <w:sz w:val="20"/>
                 <w:szCs w:val="20"/>
-                <w:lang w:val="ru-RU"/>
+                <w:lang w:val="en-US"/>
               </w:rPr>
               <w:t xml:space="preserve"> </w:t>
             </w:r>
@@ -12465,14 +12415,23 @@
                 <w:szCs w:val="20"/>
                 <w:lang w:val="ru-RU"/>
               </w:rPr>
-              <w:t>телефон:</w:t>
+              <w:t>телефон</w:t>
             </w:r>
             <w:r>
               <w:rPr>
                 <w:rFonts w:ascii="Montserrat" w:eastAsia="Montserrat" w:hAnsi="Montserrat" w:cs="Montserrat"/>
                 <w:sz w:val="20"/>
                 <w:szCs w:val="20"/>
-                <w:lang w:val="ru-RU"/>
+                <w:lang w:val="en-US"/>
+              </w:rPr>
+              <w:t>:</w:t>
+            </w:r>
+            <w:r>
+              <w:rPr>
+                <w:rFonts w:ascii="Montserrat" w:eastAsia="Montserrat" w:hAnsi="Montserrat" w:cs="Montserrat"/>
+                <w:sz w:val="20"/>
+                <w:szCs w:val="20"/>
+                <w:lang w:val="en-US"/>
               </w:rPr>
               <w:t xml:space="preserve"> </w:t>
             </w:r>

--- a/document-service/internal/documents/DO-FIZ-3.docx
+++ b/document-service/internal/documents/DO-FIZ-3.docx
@@ -14,6 +14,7 @@
           <w:b/>
           <w:sz w:val="20"/>
           <w:szCs w:val="20"/>
+          <w:lang w:val="ru-RU"/>
         </w:rPr>
       </w:pPr>
       <w:r>
@@ -51,6 +52,16 @@
           <w:szCs w:val="20"/>
         </w:rPr>
         <w:t xml:space="preserve"> </w:t>
+      </w:r>
+      <w:r>
+        <w:rPr>
+          <w:rFonts w:ascii="Montserrat" w:eastAsia="Montserrat" w:hAnsi="Montserrat" w:cs="Montserrat"/>
+          <w:b/>
+          <w:sz w:val="20"/>
+          <w:szCs w:val="20"/>
+          <w:lang w:val="en-US"/>
+        </w:rPr>
+        <w:t>DOCUMENTNUMBER</w:t>
       </w:r>
     </w:p>
     <w:p>
@@ -334,7 +345,7 @@
           <w:rFonts w:ascii="Montserrat" w:eastAsia="Montserrat" w:hAnsi="Montserrat" w:cs="Montserrat"/>
           <w:sz w:val="20"/>
           <w:szCs w:val="20"/>
-          <w:lang w:val="ru-RU"/>
+          <w:lang w:val="en-US"/>
         </w:rPr>
         <w:t>__</w:t>
       </w:r>
@@ -11932,14 +11943,41 @@
                 <w:szCs w:val="20"/>
                 <w:lang w:val="en-US"/>
               </w:rPr>
-              <w:t>E-mail:</w:t>
+              <w:t>E</w:t>
             </w:r>
             <w:r>
               <w:rPr>
                 <w:rFonts w:ascii="Montserrat" w:eastAsia="Montserrat" w:hAnsi="Montserrat" w:cs="Montserrat"/>
                 <w:sz w:val="20"/>
                 <w:szCs w:val="20"/>
+                <w:lang w:val="ru-RU"/>
+              </w:rPr>
+              <w:t>-</w:t>
+            </w:r>
+            <w:r>
+              <w:rPr>
+                <w:rFonts w:ascii="Montserrat" w:eastAsia="Montserrat" w:hAnsi="Montserrat" w:cs="Montserrat"/>
+                <w:sz w:val="20"/>
+                <w:szCs w:val="20"/>
                 <w:lang w:val="en-US"/>
+              </w:rPr>
+              <w:t>mail</w:t>
+            </w:r>
+            <w:r>
+              <w:rPr>
+                <w:rFonts w:ascii="Montserrat" w:eastAsia="Montserrat" w:hAnsi="Montserrat" w:cs="Montserrat"/>
+                <w:sz w:val="20"/>
+                <w:szCs w:val="20"/>
+                <w:lang w:val="ru-RU"/>
+              </w:rPr>
+              <w:t>:</w:t>
+            </w:r>
+            <w:r>
+              <w:rPr>
+                <w:rFonts w:ascii="Montserrat" w:eastAsia="Montserrat" w:hAnsi="Montserrat" w:cs="Montserrat"/>
+                <w:sz w:val="20"/>
+                <w:szCs w:val="20"/>
+                <w:lang w:val="ru-RU"/>
               </w:rPr>
               <w:t xml:space="preserve"> </w:t>
             </w:r>
@@ -11957,7 +11995,7 @@
                 <w:rFonts w:ascii="Montserrat" w:eastAsia="Montserrat" w:hAnsi="Montserrat" w:cs="Montserrat"/>
                 <w:sz w:val="20"/>
                 <w:szCs w:val="20"/>
-                <w:lang w:val="en-US"/>
+                <w:lang w:val="ru-RU"/>
               </w:rPr>
             </w:pPr>
           </w:p>

--- a/document-service/internal/documents/DO-FIZ-3.docx
+++ b/document-service/internal/documents/DO-FIZ-3.docx
@@ -1,6 +1,6 @@
 
 <file path=word/document.xml><?xml version="1.0" encoding="utf-8"?>
-<w:document xmlns:wpc="http://schemas.microsoft.com/office/word/2010/wordprocessingCanvas" xmlns:cx="http://schemas.microsoft.com/office/drawing/2014/chartex" xmlns:cx1="http://schemas.microsoft.com/office/drawing/2015/9/8/chartex" xmlns:cx2="http://schemas.microsoft.com/office/drawing/2015/10/21/chartex" xmlns:cx3="http://schemas.microsoft.com/office/drawing/2016/5/9/chartex" xmlns:cx4="http://schemas.microsoft.com/office/drawing/2016/5/10/chartex" xmlns:cx5="http://schemas.microsoft.com/office/drawing/2016/5/11/chartex" xmlns:cx6="http://schemas.microsoft.com/office/drawing/2016/5/12/chartex" xmlns:cx7="http://schemas.microsoft.com/office/drawing/2016/5/13/chartex" xmlns:cx8="http://schemas.microsoft.com/office/drawing/2016/5/14/chartex" xmlns:mc="http://schemas.openxmlformats.org/markup-compatibility/2006" xmlns:aink="http://schemas.microsoft.com/office/drawing/2016/ink" xmlns:am3d="http://schemas.microsoft.com/office/drawing/2017/model3d" xmlns:o="urn:schemas-microsoft-com:office:office" xmlns:oel="http://schemas.microsoft.com/office/2019/extlst" xmlns:r="http://schemas.openxmlformats.org/officeDocument/2006/relationships" xmlns:m="http://schemas.openxmlformats.org/officeDocument/2006/math" xmlns:v="urn:schemas-microsoft-com:vml" xmlns:wp14="http://schemas.microsoft.com/office/word/2010/wordprocessingDrawing" xmlns:wp="http://schemas.openxmlformats.org/drawingml/2006/wordprocessingDrawing" xmlns:w10="urn:schemas-microsoft-com:office:word" xmlns:w="http://schemas.openxmlformats.org/wordprocessingml/2006/main" xmlns:w14="http://schemas.microsoft.com/office/word/2010/wordml" xmlns:w15="http://schemas.microsoft.com/office/word/2012/wordml" xmlns:w16cex="http://schemas.microsoft.com/office/word/2018/wordml/cex" xmlns:w16cid="http://schemas.microsoft.com/office/word/2016/wordml/cid" xmlns:w16="http://schemas.microsoft.com/office/word/2018/wordml" xmlns:w16du="http://schemas.microsoft.com/office/word/2023/wordml/word16du" xmlns:w16sdtdh="http://schemas.microsoft.com/office/word/2020/wordml/sdtdatahash" xmlns:w16sdtfl="http://schemas.microsoft.com/office/word/2024/wordml/sdtformatlock" xmlns:w16se="http://schemas.microsoft.com/office/word/2015/wordml/symex" xmlns:wpg="http://schemas.microsoft.com/office/word/2010/wordprocessingGroup" xmlns:wpi="http://schemas.microsoft.com/office/word/2010/wordprocessingInk" xmlns:wne="http://schemas.microsoft.com/office/word/2006/wordml" xmlns:wps="http://schemas.microsoft.com/office/word/2010/wordprocessingShape" mc:Ignorable="w14 w15 w16se w16cid w16 w16cex w16sdtdh w16sdtfl w16du wp14">
+<w:document xmlns:wpc="http://schemas.microsoft.com/office/word/2010/wordprocessingCanvas" xmlns:cx="http://schemas.microsoft.com/office/drawing/2014/chartex" xmlns:cx1="http://schemas.microsoft.com/office/drawing/2015/9/8/chartex" xmlns:cx2="http://schemas.microsoft.com/office/drawing/2015/10/21/chartex" xmlns:cx3="http://schemas.microsoft.com/office/drawing/2016/5/9/chartex" xmlns:cx4="http://schemas.microsoft.com/office/drawing/2016/5/10/chartex" xmlns:cx5="http://schemas.microsoft.com/office/drawing/2016/5/11/chartex" xmlns:cx6="http://schemas.microsoft.com/office/drawing/2016/5/12/chartex" xmlns:cx7="http://schemas.microsoft.com/office/drawing/2016/5/13/chartex" xmlns:cx8="http://schemas.microsoft.com/office/drawing/2016/5/14/chartex" xmlns:mc="http://schemas.openxmlformats.org/markup-compatibility/2006" xmlns:aink="http://schemas.microsoft.com/office/drawing/2016/ink" xmlns:am3d="http://schemas.microsoft.com/office/drawing/2017/model3d" xmlns:o="urn:schemas-microsoft-com:office:office" xmlns:r="http://schemas.openxmlformats.org/officeDocument/2006/relationships" xmlns:m="http://schemas.openxmlformats.org/officeDocument/2006/math" xmlns:v="urn:schemas-microsoft-com:vml" xmlns:wp14="http://schemas.microsoft.com/office/word/2010/wordprocessingDrawing" xmlns:wp="http://schemas.openxmlformats.org/drawingml/2006/wordprocessingDrawing" xmlns:w10="urn:schemas-microsoft-com:office:word" xmlns:w="http://schemas.openxmlformats.org/wordprocessingml/2006/main" xmlns:w14="http://schemas.microsoft.com/office/word/2010/wordml" xmlns:w15="http://schemas.microsoft.com/office/word/2012/wordml" xmlns:w16cex="http://schemas.microsoft.com/office/word/2018/wordml/cex" xmlns:w16cid="http://schemas.microsoft.com/office/word/2016/wordml/cid" xmlns:w16="http://schemas.microsoft.com/office/word/2018/wordml" xmlns:w16sdtdh="http://schemas.microsoft.com/office/word/2020/wordml/sdtdatahash" xmlns:w16se="http://schemas.microsoft.com/office/word/2015/wordml/symex" xmlns:wpg="http://schemas.microsoft.com/office/word/2010/wordprocessingGroup" xmlns:wpi="http://schemas.microsoft.com/office/word/2010/wordprocessingInk" xmlns:wne="http://schemas.microsoft.com/office/word/2006/wordml" xmlns:wps="http://schemas.microsoft.com/office/word/2010/wordprocessingShape" mc:Ignorable="w14 w15 w16se w16cid w16 w16cex w16sdtdh wp14">
   <w:body>
     <w:p>
       <w:pPr>
@@ -345,7 +345,7 @@
           <w:rFonts w:ascii="Montserrat" w:eastAsia="Montserrat" w:hAnsi="Montserrat" w:cs="Montserrat"/>
           <w:sz w:val="20"/>
           <w:szCs w:val="20"/>
-          <w:lang w:val="en-US"/>
+          <w:lang w:val="ru-RU"/>
         </w:rPr>
         <w:t>__</w:t>
       </w:r>
@@ -1043,8 +1043,17 @@
           <w:rFonts w:ascii="Montserrat" w:eastAsia="Montserrat" w:hAnsi="Montserrat" w:cs="Montserrat"/>
           <w:sz w:val="20"/>
           <w:szCs w:val="20"/>
-        </w:rPr>
-        <w:t>Устава,</w:t>
+          <w:lang w:val="en-US"/>
+        </w:rPr>
+        <w:t>YST</w:t>
+      </w:r>
+      <w:r>
+        <w:rPr>
+          <w:rFonts w:ascii="Montserrat" w:eastAsia="Montserrat" w:hAnsi="Montserrat" w:cs="Montserrat"/>
+          <w:sz w:val="20"/>
+          <w:szCs w:val="20"/>
+        </w:rPr>
+        <w:t>,</w:t>
       </w:r>
       <w:r>
         <w:rPr>
@@ -11983,6 +11992,7 @@
             </w:r>
             <w:r>
               <w:rPr>
+                <w:rFonts w:ascii="Montserrat" w:hAnsi="Montserrat"/>
                 <w:lang w:val="en-US"/>
               </w:rPr>
               <w:t>EMA</w:t>
@@ -12514,6 +12524,7 @@
             </w:r>
             <w:r>
               <w:rPr>
+                <w:rFonts w:ascii="Montserrat" w:hAnsi="Montserrat"/>
                 <w:lang w:val="en-US"/>
               </w:rPr>
               <w:t>EMAILE</w:t>
@@ -12653,7 +12664,7 @@
 </file>
 
 <file path=word/numbering.xml><?xml version="1.0" encoding="utf-8"?>
-<w:numbering xmlns:wpc="http://schemas.microsoft.com/office/word/2010/wordprocessingCanvas" xmlns:cx="http://schemas.microsoft.com/office/drawing/2014/chartex" xmlns:cx1="http://schemas.microsoft.com/office/drawing/2015/9/8/chartex" xmlns:cx2="http://schemas.microsoft.com/office/drawing/2015/10/21/chartex" xmlns:cx3="http://schemas.microsoft.com/office/drawing/2016/5/9/chartex" xmlns:cx4="http://schemas.microsoft.com/office/drawing/2016/5/10/chartex" xmlns:cx5="http://schemas.microsoft.com/office/drawing/2016/5/11/chartex" xmlns:cx6="http://schemas.microsoft.com/office/drawing/2016/5/12/chartex" xmlns:cx7="http://schemas.microsoft.com/office/drawing/2016/5/13/chartex" xmlns:cx8="http://schemas.microsoft.com/office/drawing/2016/5/14/chartex" xmlns:mc="http://schemas.openxmlformats.org/markup-compatibility/2006" xmlns:aink="http://schemas.microsoft.com/office/drawing/2016/ink" xmlns:am3d="http://schemas.microsoft.com/office/drawing/2017/model3d" xmlns:o="urn:schemas-microsoft-com:office:office" xmlns:oel="http://schemas.microsoft.com/office/2019/extlst" xmlns:r="http://schemas.openxmlformats.org/officeDocument/2006/relationships" xmlns:m="http://schemas.openxmlformats.org/officeDocument/2006/math" xmlns:v="urn:schemas-microsoft-com:vml" xmlns:wp14="http://schemas.microsoft.com/office/word/2010/wordprocessingDrawing" xmlns:wp="http://schemas.openxmlformats.org/drawingml/2006/wordprocessingDrawing" xmlns:w10="urn:schemas-microsoft-com:office:word" xmlns:w="http://schemas.openxmlformats.org/wordprocessingml/2006/main" xmlns:w14="http://schemas.microsoft.com/office/word/2010/wordml" xmlns:w15="http://schemas.microsoft.com/office/word/2012/wordml" xmlns:w16cex="http://schemas.microsoft.com/office/word/2018/wordml/cex" xmlns:w16cid="http://schemas.microsoft.com/office/word/2016/wordml/cid" xmlns:w16="http://schemas.microsoft.com/office/word/2018/wordml" xmlns:w16du="http://schemas.microsoft.com/office/word/2023/wordml/word16du" xmlns:w16sdtdh="http://schemas.microsoft.com/office/word/2020/wordml/sdtdatahash" xmlns:w16sdtfl="http://schemas.microsoft.com/office/word/2024/wordml/sdtformatlock" xmlns:w16se="http://schemas.microsoft.com/office/word/2015/wordml/symex" xmlns:wpg="http://schemas.microsoft.com/office/word/2010/wordprocessingGroup" xmlns:wpi="http://schemas.microsoft.com/office/word/2010/wordprocessingInk" xmlns:wne="http://schemas.microsoft.com/office/word/2006/wordml" xmlns:wps="http://schemas.microsoft.com/office/word/2010/wordprocessingShape" mc:Ignorable="w14 w15 w16se w16cid w16 w16cex w16sdtdh w16sdtfl w16du wp14">
+<w:numbering xmlns:wpc="http://schemas.microsoft.com/office/word/2010/wordprocessingCanvas" xmlns:cx="http://schemas.microsoft.com/office/drawing/2014/chartex" xmlns:cx1="http://schemas.microsoft.com/office/drawing/2015/9/8/chartex" xmlns:cx2="http://schemas.microsoft.com/office/drawing/2015/10/21/chartex" xmlns:cx3="http://schemas.microsoft.com/office/drawing/2016/5/9/chartex" xmlns:cx4="http://schemas.microsoft.com/office/drawing/2016/5/10/chartex" xmlns:cx5="http://schemas.microsoft.com/office/drawing/2016/5/11/chartex" xmlns:cx6="http://schemas.microsoft.com/office/drawing/2016/5/12/chartex" xmlns:cx7="http://schemas.microsoft.com/office/drawing/2016/5/13/chartex" xmlns:cx8="http://schemas.microsoft.com/office/drawing/2016/5/14/chartex" xmlns:mc="http://schemas.openxmlformats.org/markup-compatibility/2006" xmlns:aink="http://schemas.microsoft.com/office/drawing/2016/ink" xmlns:am3d="http://schemas.microsoft.com/office/drawing/2017/model3d" xmlns:o="urn:schemas-microsoft-com:office:office" xmlns:r="http://schemas.openxmlformats.org/officeDocument/2006/relationships" xmlns:m="http://schemas.openxmlformats.org/officeDocument/2006/math" xmlns:v="urn:schemas-microsoft-com:vml" xmlns:wp14="http://schemas.microsoft.com/office/word/2010/wordprocessingDrawing" xmlns:wp="http://schemas.openxmlformats.org/drawingml/2006/wordprocessingDrawing" xmlns:w10="urn:schemas-microsoft-com:office:word" xmlns:w="http://schemas.openxmlformats.org/wordprocessingml/2006/main" xmlns:w14="http://schemas.microsoft.com/office/word/2010/wordml" xmlns:w15="http://schemas.microsoft.com/office/word/2012/wordml" xmlns:w16cex="http://schemas.microsoft.com/office/word/2018/wordml/cex" xmlns:w16cid="http://schemas.microsoft.com/office/word/2016/wordml/cid" xmlns:w16="http://schemas.microsoft.com/office/word/2018/wordml" xmlns:w16sdtdh="http://schemas.microsoft.com/office/word/2020/wordml/sdtdatahash" xmlns:w16se="http://schemas.microsoft.com/office/word/2015/wordml/symex" xmlns:wpg="http://schemas.microsoft.com/office/word/2010/wordprocessingGroup" xmlns:wpi="http://schemas.microsoft.com/office/word/2010/wordprocessingInk" xmlns:wne="http://schemas.microsoft.com/office/word/2006/wordml" xmlns:wps="http://schemas.microsoft.com/office/word/2010/wordprocessingShape" mc:Ignorable="w14 w15 w16se w16cid w16 w16cex w16sdtdh wp14">
   <w:abstractNum w:abstractNumId="0" w15:restartNumberingAfterBreak="0">
     <w:nsid w:val="322D344B"/>
     <w:multiLevelType w:val="multilevel"/>
@@ -12880,17 +12891,17 @@
       </w:rPr>
     </w:lvl>
   </w:abstractNum>
-  <w:num w:numId="1" w16cid:durableId="1835952251">
+  <w:num w:numId="1">
     <w:abstractNumId w:val="0"/>
   </w:num>
-  <w:num w:numId="2" w16cid:durableId="1212619526">
+  <w:num w:numId="2">
     <w:abstractNumId w:val="1"/>
   </w:num>
 </w:numbering>
 </file>
 
 <file path=word/styles.xml><?xml version="1.0" encoding="utf-8"?>
-<w:styles xmlns:mc="http://schemas.openxmlformats.org/markup-compatibility/2006" xmlns:r="http://schemas.openxmlformats.org/officeDocument/2006/relationships" xmlns:w="http://schemas.openxmlformats.org/wordprocessingml/2006/main" xmlns:w14="http://schemas.microsoft.com/office/word/2010/wordml" xmlns:w15="http://schemas.microsoft.com/office/word/2012/wordml" xmlns:w16cex="http://schemas.microsoft.com/office/word/2018/wordml/cex" xmlns:w16cid="http://schemas.microsoft.com/office/word/2016/wordml/cid" xmlns:w16="http://schemas.microsoft.com/office/word/2018/wordml" xmlns:w16du="http://schemas.microsoft.com/office/word/2023/wordml/word16du" xmlns:w16sdtdh="http://schemas.microsoft.com/office/word/2020/wordml/sdtdatahash" xmlns:w16sdtfl="http://schemas.microsoft.com/office/word/2024/wordml/sdtformatlock" xmlns:w16se="http://schemas.microsoft.com/office/word/2015/wordml/symex" mc:Ignorable="w14 w15 w16se w16cid w16 w16cex w16sdtdh w16sdtfl w16du">
+<w:styles xmlns:mc="http://schemas.openxmlformats.org/markup-compatibility/2006" xmlns:r="http://schemas.openxmlformats.org/officeDocument/2006/relationships" xmlns:w="http://schemas.openxmlformats.org/wordprocessingml/2006/main" xmlns:w14="http://schemas.microsoft.com/office/word/2010/wordml" xmlns:w15="http://schemas.microsoft.com/office/word/2012/wordml" xmlns:w16cex="http://schemas.microsoft.com/office/word/2018/wordml/cex" xmlns:w16cid="http://schemas.microsoft.com/office/word/2016/wordml/cid" xmlns:w16="http://schemas.microsoft.com/office/word/2018/wordml" xmlns:w16sdtdh="http://schemas.microsoft.com/office/word/2020/wordml/sdtdatahash" xmlns:w16se="http://schemas.microsoft.com/office/word/2015/wordml/symex" mc:Ignorable="w14 w15 w16se w16cid w16 w16cex w16sdtdh">
   <w:docDefaults>
     <w:rPrDefault>
       <w:rPr>
